--- a/shopping-cart-spring-boot-main/uploads/academic/6/doc_5.docx
+++ b/shopping-cart-spring-boot-main/uploads/academic/6/doc_5.docx
@@ -99,11 +99,32 @@
       </w:pPr>
       <w:r>
         <w:rPr>
-          <w:rFonts w:ascii="TH Sarabun New" w:hAnsi="TH Sarabun New" w:cs="TH Sarabun New" w:eastAsia="TH Sarabun New"/>
-          <w:sz w:val="36"/>
-          <w:b w:val="off"/>
-        </w:rPr>
-        <w:t>reggfdgfdgfd</w:t>
+          <w:rFonts w:ascii="TH Sarabun New" w:hAnsi="TH Sarabun New" w:cs="TH Sarabun New"/>
+          <w:sz w:val="36"/>
+          <w:szCs w:val="36"/>
+          <w:lang w:bidi="th-TH"/>
+        </w:rPr>
+        <w:t/>
+      </w:r>
+      <w:proofErr w:type="spellStart"/>
+      <w:r>
+        <w:rPr>
+          <w:rFonts w:ascii="TH Sarabun New" w:hAnsi="TH Sarabun New" w:cs="TH Sarabun New"/>
+          <w:sz w:val="36"/>
+          <w:szCs w:val="36"/>
+          <w:lang w:bidi="th-TH"/>
+        </w:rPr>
+        <w:t/>
+      </w:r>
+      <w:proofErr w:type="spellEnd"/>
+      <w:r>
+        <w:rPr>
+          <w:rFonts w:ascii="TH Sarabun New" w:hAnsi="TH Sarabun New" w:cs="TH Sarabun New"/>
+          <w:sz w:val="36"/>
+          <w:szCs w:val="36"/>
+          <w:lang w:bidi="th-TH"/>
+        </w:rPr>
+        <w:t/>
       </w:r>
     </w:p>
     <w:sectPr>
@@ -511,17 +532,16 @@
     <w:lsdException w:name="Unresolved Mention" w:semiHidden="1" w:unhideWhenUsed="1"/>
     <w:lsdException w:name="Smart Link" w:semiHidden="1" w:unhideWhenUsed="1"/>
   </w:latentStyles>
-  <w:style w:type="paragraph" w:default="1" w:styleId="Normal">
+  <w:style w:type="paragraph" w:default="1" w:styleId="a">
     <w:name w:val="Normal"/>
     <w:qFormat/>
   </w:style>
-  <w:style w:type="character" w:default="1" w:styleId="DefaultParagraphFont">
+  <w:style w:type="character" w:default="1" w:styleId="a0">
     <w:name w:val="Default Paragraph Font"/>
     <w:uiPriority w:val="1"/>
-    <w:semiHidden/>
     <w:unhideWhenUsed/>
   </w:style>
-  <w:style w:type="table" w:default="1" w:styleId="TableNormal">
+  <w:style w:type="table" w:default="1" w:styleId="a1">
     <w:name w:val="Normal Table"/>
     <w:uiPriority w:val="99"/>
     <w:semiHidden/>
@@ -536,7 +556,7 @@
       </w:tblCellMar>
     </w:tblPr>
   </w:style>
-  <w:style w:type="numbering" w:default="1" w:styleId="NoList">
+  <w:style w:type="numbering" w:default="1" w:styleId="a2">
     <w:name w:val="No List"/>
     <w:uiPriority w:val="99"/>
     <w:semiHidden/>
